--- a/notes/econometric-verification/index.docx
+++ b/notes/econometric-verification/index.docx
@@ -699,7 +699,7 @@
         <w:t xml:space="preserve"> </w:t>
       </w:r>
       <w:r>
-        <w:t xml:space="preserve">A short rule list with a zero-false-alarm guarantee is used; a broad one is switched off. The honest outcome of the design review was to cut the proposed rule additions that could not meet that bar.</w:t>
+        <w:t xml:space="preserve">A short rule list with a zero-false-alarm guarantee is used; a broad one is switched off. The design review therefore kept only the rule additions that meet that bar.</w:t>
       </w:r>
     </w:p>
     <w:p>
@@ -759,13 +759,13 @@
       </w:r>
     </w:p>
     <w:bookmarkEnd w:id="24"/>
-    <w:bookmarkStart w:id="25" w:name="limits-and-next-steps"/>
+    <w:bookmarkStart w:id="25" w:name="scope-and-next-steps"/>
     <w:p>
       <w:pPr>
         <w:pStyle w:val="Heading2"/>
       </w:pPr>
       <w:r>
-        <w:t xml:space="preserve">Limits and next steps</w:t>
+        <w:t xml:space="preserve">Scope and next steps</w:t>
       </w:r>
     </w:p>
     <w:p>
@@ -823,7 +823,7 @@
         <w:t xml:space="preserve"> </w:t>
       </w:r>
       <w:r>
-        <w:t xml:space="preserve">are generated from simulated data built to share the structure of the analysis (its variables, horizons and frequencies). They show how the method works and what its output looks like; they are not the project’s results. Results stated in the text are the project’s own. Methods are described at the level of a methods section. Code and data pipelines are not reproduced here.</w:t>
+        <w:t xml:space="preserve">are generated from simulated data built to share the structure of the analysis (its variables, horizons and frequencies). They show how each method works and what its output looks like. Results stated in the text, and figures that give a source, are the project’s own. Methods are described at the level of a methods section. Code and data pipelines are not reproduced here.</w:t>
       </w:r>
     </w:p>
     <w:bookmarkEnd w:id="26"/>

--- a/notes/econometric-verification/index.docx
+++ b/notes/econometric-verification/index.docx
@@ -773,7 +773,7 @@
         <w:pStyle w:val="FirstParagraph"/>
       </w:pPr>
       <w:r>
-        <w:t xml:space="preserve">The checks cover a small set of documented traps. It cannot judge whether a model is appropriate, and some real errors, such as claiming model identification at a setting that does not perform it, depend on intent and cannot be found by reading code. The reference index covers the commands extracted so far, not the full language. Some components have so far been validated only on crafted cases, and everything has been run in a single computing environment, so portability is unproven.</w:t>
+        <w:t xml:space="preserve">The toolkit is built to catch a documented set of econometric traps before and after estimation: pre-run checks on scripts, a reference index of the estimation language’s commands, and a regenerate-and-compare discipline for seasonal-adjustment diagnostics.</w:t>
       </w:r>
     </w:p>
     <w:p>
@@ -781,7 +781,15 @@
         <w:pStyle w:val="BodyText"/>
       </w:pPr>
       <w:r>
-        <w:t xml:space="preserve">Next steps are a wider set of crafted raw outputs, validation of the second connection route, and extending the same regenerate-and-compare discipline from seasonal-adjustment diagnostics to estimated model coefficients and forecasts.</w:t>
+        <w:t xml:space="preserve">The natural extensions are three. First, a wider library of crafted raw outputs. Second, validating the second connection route and running the toolkit across more computing environments. Third, extending regenerate-and-compare from seasonal-adjustment diagnostics to estimated coefficients and forecasts.</w:t>
+      </w:r>
+    </w:p>
+    <w:p>
+      <w:pPr>
+        <w:pStyle w:val="BodyText"/>
+      </w:pPr>
+      <w:r>
+        <w:t xml:space="preserve">The toolkit can be discussed on request.</w:t>
       </w:r>
     </w:p>
     <w:bookmarkEnd w:id="25"/>

--- a/notes/econometric-verification/index.docx
+++ b/notes/econometric-verification/index.docx
@@ -781,7 +781,7 @@
         <w:pStyle w:val="BodyText"/>
       </w:pPr>
       <w:r>
-        <w:t xml:space="preserve">The natural extensions are three. First, a wider library of crafted raw outputs. Second, validating the second connection route and running the toolkit across more computing environments. Third, extending regenerate-and-compare from seasonal-adjustment diagnostics to estimated coefficients and forecasts.</w:t>
+        <w:t xml:space="preserve">The natural extensions are three. First, a wider library of crafted raw outputs. Second, validating the toolkit across more computing environments and routes into the estimation software. Third, extending regenerate-and-compare from seasonal-adjustment diagnostics to estimated coefficients and forecasts.</w:t>
       </w:r>
     </w:p>
     <w:p>
